--- a/Coding 1 - year/Unit 3 - Conditionals/Daily Lesson Plans/Word/Day 68.docx
+++ b/Coding 1 - year/Unit 3 - Conditionals/Daily Lesson Plans/Word/Day 68.docx
@@ -50,12 +50,15 @@
               </w:rPr>
               <w:t xml:space="preserve">Coding I — Full Year</w:t>
             </w:r>
-          </w:p>
-          <w:p>
-            <w:pPr>
-              <w:spacing w:before="40"/>
-              <w:jc w:val="center"/>
-            </w:pPr>
+            <w:r>
+              <w:rPr>
+                <w:rFonts w:ascii="Arial" w:cs="Arial" w:eastAsia="Arial" w:hAnsi="Arial"/>
+                <w:sz w:val="16"/>
+                <w:szCs w:val="16"/>
+              </w:rPr>
+              <w:br/>
+              <w:t xml:space="preserve"/>
+            </w:r>
             <w:r>
               <w:rPr>
                 <w:rFonts w:ascii="Arial" w:cs="Arial" w:eastAsia="Arial" w:hAnsi="Arial"/>
@@ -83,7 +86,7 @@
           <w:rFonts w:ascii="Arial" w:cs="Arial" w:eastAsia="Arial" w:hAnsi="Arial"/>
           <w:b/>
           <w:bCs/>
-          <w:color w:val="1F3864"/>
+          <w:color w:val="2B5797"/>
           <w:sz w:val="32"/>
           <w:szCs w:val="32"/>
         </w:rPr>
@@ -261,9 +264,9 @@
               <w:right w:val="single" w:color="CCCCCC" w:sz="1"/>
             </w:tcBorders>
             <w:tcMar>
-              <w:top w:type="dxa" w:w="60"/>
+              <w:top w:type="dxa" w:w="80"/>
               <w:left w:type="dxa" w:w="120"/>
-              <w:bottom w:type="dxa" w:w="60"/>
+              <w:bottom w:type="dxa" w:w="80"/>
               <w:right w:type="dxa" w:w="120"/>
             </w:tcMar>
           </w:tcPr>
@@ -290,20 +293,147 @@
               <w:right w:val="single" w:color="CCCCCC" w:sz="1"/>
             </w:tcBorders>
             <w:tcMar>
-              <w:top w:type="dxa" w:w="60"/>
+              <w:top w:type="dxa" w:w="80"/>
               <w:left w:type="dxa" w:w="120"/>
-              <w:bottom w:type="dxa" w:w="60"/>
+              <w:bottom w:type="dxa" w:w="80"/>
               <w:right w:type="dxa" w:w="120"/>
             </w:tcMar>
           </w:tcPr>
           <w:p>
-            <w:r>
-              <w:rPr>
-                <w:rFonts w:ascii="Arial" w:cs="Arial" w:eastAsia="Arial" w:hAnsi="Arial"/>
-                <w:sz w:val="20"/>
-                <w:szCs w:val="20"/>
+            <w:pPr>
+              <w:spacing w:after="80" w:before="80"/>
+            </w:pPr>
+            <w:r>
+              <w:rPr>
+                <w:rFonts w:ascii="Arial" w:cs="Arial" w:eastAsia="Arial" w:hAnsi="Arial"/>
+                <w:b/>
+                <w:bCs/>
+                <w:i w:val="false"/>
+                <w:iCs w:val="false"/>
+                <w:color w:val="000000"/>
+                <w:sz w:val="22"/>
+                <w:szCs w:val="22"/>
               </w:rPr>
               <w:t xml:space="preserve">Bell Ringer / Review</w:t>
+            </w:r>
+            <w:r>
+              <w:rPr>
+                <w:rFonts w:ascii="Arial" w:cs="Arial" w:eastAsia="Arial" w:hAnsi="Arial"/>
+                <w:sz w:val="20"/>
+                <w:szCs w:val="20"/>
+              </w:rPr>
+              <w:br/>
+              <w:t xml:space="preserve"/>
+            </w:r>
+            <w:r>
+              <w:rPr>
+                <w:rFonts w:ascii="Arial" w:cs="Arial" w:eastAsia="Arial" w:hAnsi="Arial"/>
+                <w:sz w:val="20"/>
+                <w:szCs w:val="20"/>
+              </w:rPr>
+              <w:br/>
+              <w:t xml:space="preserve"/>
+            </w:r>
+            <w:r>
+              <w:rPr>
+                <w:rFonts w:ascii="Arial" w:cs="Arial" w:eastAsia="Arial" w:hAnsi="Arial"/>
+                <w:b/>
+                <w:bCs/>
+                <w:i w:val="false"/>
+                <w:iCs w:val="false"/>
+                <w:color w:val="000000"/>
+                <w:sz w:val="20"/>
+                <w:szCs w:val="20"/>
+              </w:rPr>
+              <w:t xml:space="preserve">Quick Write </w:t>
+            </w:r>
+            <w:r>
+              <w:rPr>
+                <w:rFonts w:ascii="Arial" w:cs="Arial" w:eastAsia="Arial" w:hAnsi="Arial"/>
+                <w:b w:val="false"/>
+                <w:bCs w:val="false"/>
+                <w:i w:val="false"/>
+                <w:iCs w:val="false"/>
+                <w:color w:val="000000"/>
+                <w:sz w:val="20"/>
+                <w:szCs w:val="20"/>
+              </w:rPr>
+              <w:t xml:space="preserve">(3 min — written or verbal):</w:t>
+            </w:r>
+            <w:r>
+              <w:rPr>
+                <w:rFonts w:ascii="Arial" w:cs="Arial" w:eastAsia="Arial" w:hAnsi="Arial"/>
+                <w:sz w:val="20"/>
+                <w:szCs w:val="20"/>
+              </w:rPr>
+              <w:br/>
+              <w:t xml:space="preserve"/>
+            </w:r>
+            <w:r>
+              <w:rPr>
+                <w:rFonts w:ascii="Arial" w:cs="Arial" w:eastAsia="Arial" w:hAnsi="Arial"/>
+                <w:b w:val="false"/>
+                <w:bCs w:val="false"/>
+                <w:i w:val="false"/>
+                <w:iCs w:val="false"/>
+                <w:color w:val="000000"/>
+                <w:sz w:val="20"/>
+                <w:szCs w:val="20"/>
+              </w:rPr>
+              <w:t xml:space="preserve">    Can you identify and fix the most common conditional errors?</w:t>
+            </w:r>
+            <w:r>
+              <w:rPr>
+                <w:rFonts w:ascii="Arial" w:cs="Arial" w:eastAsia="Arial" w:hAnsi="Arial"/>
+                <w:sz w:val="20"/>
+                <w:szCs w:val="20"/>
+              </w:rPr>
+              <w:br/>
+              <w:t xml:space="preserve"/>
+            </w:r>
+            <w:r>
+              <w:rPr>
+                <w:rFonts w:ascii="Arial" w:cs="Arial" w:eastAsia="Arial" w:hAnsi="Arial"/>
+                <w:sz w:val="20"/>
+                <w:szCs w:val="20"/>
+              </w:rPr>
+              <w:br/>
+              <w:t xml:space="preserve"/>
+            </w:r>
+            <w:r>
+              <w:rPr>
+                <w:rFonts w:ascii="Arial" w:cs="Arial" w:eastAsia="Arial" w:hAnsi="Arial"/>
+                <w:b w:val="false"/>
+                <w:bCs w:val="false"/>
+                <w:i/>
+                <w:iCs/>
+                <w:color w:val="444444"/>
+                <w:sz w:val="20"/>
+                <w:szCs w:val="20"/>
+              </w:rPr>
+              <w:t xml:space="preserve">Today's Goal: By the end of class you will be able to identify and fix the most common conditional errors.</w:t>
+            </w:r>
+            <w:r>
+              <w:rPr>
+                <w:rFonts w:ascii="Arial" w:cs="Arial" w:eastAsia="Arial" w:hAnsi="Arial"/>
+                <w:sz w:val="20"/>
+                <w:szCs w:val="20"/>
+              </w:rPr>
+              <w:br/>
+              <w:t xml:space="preserve"/>
+            </w:r>
+            <w:r>
+              <w:rPr>
+                <w:rFonts w:ascii="Arial" w:cs="Arial" w:eastAsia="Arial" w:hAnsi="Arial"/>
+                <w:b w:val="false"/>
+                <w:bCs w:val="false"/>
+                <w:i/>
+                <w:iCs/>
+                <w:color w:val="555555"/>
+                <w:sz w:val="20"/>
+                <w:szCs w:val="20"/>
+              </w:rPr>
+              <w:t xml:space="preserve">→ Pair-share your response, then 2–3 students share with the class.</w:t>
             </w:r>
           </w:p>
         </w:tc>
@@ -319,9 +449,9 @@
               <w:right w:val="single" w:color="CCCCCC" w:sz="1"/>
             </w:tcBorders>
             <w:tcMar>
-              <w:top w:type="dxa" w:w="60"/>
+              <w:top w:type="dxa" w:w="80"/>
               <w:left w:type="dxa" w:w="120"/>
-              <w:bottom w:type="dxa" w:w="60"/>
+              <w:bottom w:type="dxa" w:w="80"/>
               <w:right w:type="dxa" w:w="120"/>
             </w:tcMar>
           </w:tcPr>
@@ -348,20 +478,164 @@
               <w:right w:val="single" w:color="CCCCCC" w:sz="1"/>
             </w:tcBorders>
             <w:tcMar>
-              <w:top w:type="dxa" w:w="60"/>
+              <w:top w:type="dxa" w:w="80"/>
               <w:left w:type="dxa" w:w="120"/>
-              <w:bottom w:type="dxa" w:w="60"/>
+              <w:bottom w:type="dxa" w:w="80"/>
               <w:right w:type="dxa" w:w="120"/>
             </w:tcMar>
           </w:tcPr>
           <w:p>
-            <w:r>
-              <w:rPr>
-                <w:rFonts w:ascii="Arial" w:cs="Arial" w:eastAsia="Arial" w:hAnsi="Arial"/>
-                <w:sz w:val="20"/>
-                <w:szCs w:val="20"/>
-              </w:rPr>
-              <w:t xml:space="preserve">Mini Lesson: Review — Common Mistakes Workshop</w:t>
+            <w:pPr>
+              <w:spacing w:after="80" w:before="80"/>
+            </w:pPr>
+            <w:r>
+              <w:rPr>
+                <w:rFonts w:ascii="Arial" w:cs="Arial" w:eastAsia="Arial" w:hAnsi="Arial"/>
+                <w:b/>
+                <w:bCs/>
+                <w:i w:val="false"/>
+                <w:iCs w:val="false"/>
+                <w:color w:val="000000"/>
+                <w:sz w:val="22"/>
+                <w:szCs w:val="22"/>
+              </w:rPr>
+              <w:t xml:space="preserve">Mini Lesson: </w:t>
+            </w:r>
+            <w:r>
+              <w:rPr>
+                <w:rFonts w:ascii="Arial" w:cs="Arial" w:eastAsia="Arial" w:hAnsi="Arial"/>
+                <w:b w:val="false"/>
+                <w:bCs w:val="false"/>
+                <w:i w:val="false"/>
+                <w:iCs w:val="false"/>
+                <w:color w:val="000000"/>
+                <w:sz w:val="22"/>
+                <w:szCs w:val="22"/>
+              </w:rPr>
+              <w:t xml:space="preserve">Review — Common Mistakes Workshop</w:t>
+            </w:r>
+            <w:r>
+              <w:rPr>
+                <w:rFonts w:ascii="Arial" w:cs="Arial" w:eastAsia="Arial" w:hAnsi="Arial"/>
+                <w:sz w:val="20"/>
+                <w:szCs w:val="20"/>
+              </w:rPr>
+              <w:br/>
+              <w:t xml:space="preserve"/>
+            </w:r>
+            <w:r>
+              <w:rPr>
+                <w:rFonts w:ascii="Arial" w:cs="Arial" w:eastAsia="Arial" w:hAnsi="Arial"/>
+                <w:sz w:val="20"/>
+                <w:szCs w:val="20"/>
+              </w:rPr>
+              <w:br/>
+              <w:t xml:space="preserve"/>
+            </w:r>
+            <w:r>
+              <w:rPr>
+                <w:rFonts w:ascii="Arial" w:cs="Arial" w:eastAsia="Arial" w:hAnsi="Arial"/>
+                <w:b/>
+                <w:bCs/>
+                <w:i/>
+                <w:iCs/>
+                <w:color w:val="000000"/>
+                <w:sz w:val="20"/>
+                <w:szCs w:val="20"/>
+              </w:rPr>
+              <w:t xml:space="preserve">Learning Target: </w:t>
+            </w:r>
+            <w:r>
+              <w:rPr>
+                <w:rFonts w:ascii="Arial" w:cs="Arial" w:eastAsia="Arial" w:hAnsi="Arial"/>
+                <w:b w:val="false"/>
+                <w:bCs w:val="false"/>
+                <w:i/>
+                <w:iCs/>
+                <w:color w:val="333333"/>
+                <w:sz w:val="20"/>
+                <w:szCs w:val="20"/>
+              </w:rPr>
+              <w:t xml:space="preserve">I can identify and fix the most common conditional errors.</w:t>
+            </w:r>
+            <w:r>
+              <w:rPr>
+                <w:rFonts w:ascii="Arial" w:cs="Arial" w:eastAsia="Arial" w:hAnsi="Arial"/>
+                <w:sz w:val="20"/>
+                <w:szCs w:val="20"/>
+              </w:rPr>
+              <w:br/>
+              <w:t xml:space="preserve"/>
+            </w:r>
+            <w:r>
+              <w:rPr>
+                <w:rFonts w:ascii="Arial" w:cs="Arial" w:eastAsia="Arial" w:hAnsi="Arial"/>
+                <w:sz w:val="20"/>
+                <w:szCs w:val="20"/>
+              </w:rPr>
+              <w:br/>
+              <w:t xml:space="preserve"/>
+            </w:r>
+            <w:r>
+              <w:rPr>
+                <w:rFonts w:ascii="Arial" w:cs="Arial" w:eastAsia="Arial" w:hAnsi="Arial"/>
+                <w:b/>
+                <w:bCs/>
+                <w:i/>
+                <w:iCs/>
+                <w:color w:val="555555"/>
+                <w:sz w:val="20"/>
+                <w:szCs w:val="20"/>
+              </w:rPr>
+              <w:t xml:space="preserve">→ Live Demo — </w:t>
+            </w:r>
+            <w:r>
+              <w:rPr>
+                <w:rFonts w:ascii="Arial" w:cs="Arial" w:eastAsia="Arial" w:hAnsi="Arial"/>
+                <w:b w:val="false"/>
+                <w:bCs w:val="false"/>
+                <w:i/>
+                <w:iCs/>
+                <w:color w:val="555555"/>
+                <w:sz w:val="20"/>
+                <w:szCs w:val="20"/>
+              </w:rPr>
+              <w:t xml:space="preserve">type examples as students follow along in their own editor.</w:t>
+            </w:r>
+            <w:r>
+              <w:rPr>
+                <w:rFonts w:ascii="Arial" w:cs="Arial" w:eastAsia="Arial" w:hAnsi="Arial"/>
+                <w:sz w:val="20"/>
+                <w:szCs w:val="20"/>
+              </w:rPr>
+              <w:br/>
+              <w:t xml:space="preserve"/>
+            </w:r>
+            <w:r>
+              <w:rPr>
+                <w:rFonts w:ascii="Arial" w:cs="Arial" w:eastAsia="Arial" w:hAnsi="Arial"/>
+                <w:b/>
+                <w:bCs/>
+                <w:i/>
+                <w:iCs/>
+                <w:color w:val="555555"/>
+                <w:sz w:val="20"/>
+                <w:szCs w:val="20"/>
+              </w:rPr>
+              <w:t xml:space="preserve">→ Check for Understanding: </w:t>
+            </w:r>
+            <w:r>
+              <w:rPr>
+                <w:rFonts w:ascii="Arial" w:cs="Arial" w:eastAsia="Arial" w:hAnsi="Arial"/>
+                <w:b w:val="false"/>
+                <w:bCs w:val="false"/>
+                <w:i/>
+                <w:iCs/>
+                <w:color w:val="555555"/>
+                <w:sz w:val="20"/>
+                <w:szCs w:val="20"/>
+              </w:rPr>
+              <w:t xml:space="preserve">pause and cold-call: “Can someone explain what we just did in their own words?”</w:t>
             </w:r>
           </w:p>
         </w:tc>
@@ -377,9 +651,9 @@
               <w:right w:val="single" w:color="CCCCCC" w:sz="1"/>
             </w:tcBorders>
             <w:tcMar>
-              <w:top w:type="dxa" w:w="60"/>
+              <w:top w:type="dxa" w:w="80"/>
               <w:left w:type="dxa" w:w="120"/>
-              <w:bottom w:type="dxa" w:w="60"/>
+              <w:bottom w:type="dxa" w:w="80"/>
               <w:right w:type="dxa" w:w="120"/>
             </w:tcMar>
           </w:tcPr>
@@ -392,7 +666,7 @@
                 <w:sz w:val="20"/>
                 <w:szCs w:val="20"/>
               </w:rPr>
-              <w:t xml:space="preserve">15-20 min</w:t>
+              <w:t xml:space="preserve">15–20 min</w:t>
             </w:r>
           </w:p>
         </w:tc>
@@ -406,20 +680,81 @@
               <w:right w:val="single" w:color="CCCCCC" w:sz="1"/>
             </w:tcBorders>
             <w:tcMar>
-              <w:top w:type="dxa" w:w="60"/>
+              <w:top w:type="dxa" w:w="80"/>
               <w:left w:type="dxa" w:w="120"/>
-              <w:bottom w:type="dxa" w:w="60"/>
+              <w:bottom w:type="dxa" w:w="80"/>
               <w:right w:type="dxa" w:w="120"/>
             </w:tcMar>
           </w:tcPr>
           <w:p>
-            <w:r>
-              <w:rPr>
-                <w:rFonts w:ascii="Arial" w:cs="Arial" w:eastAsia="Arial" w:hAnsi="Arial"/>
-                <w:sz w:val="20"/>
-                <w:szCs w:val="20"/>
+            <w:pPr>
+              <w:spacing w:after="80" w:before="80"/>
+            </w:pPr>
+            <w:r>
+              <w:rPr>
+                <w:rFonts w:ascii="Arial" w:cs="Arial" w:eastAsia="Arial" w:hAnsi="Arial"/>
+                <w:b/>
+                <w:bCs/>
+                <w:i w:val="false"/>
+                <w:iCs w:val="false"/>
+                <w:color w:val="000000"/>
+                <w:sz w:val="22"/>
+                <w:szCs w:val="22"/>
               </w:rPr>
               <w:t xml:space="preserve">Independent Practice / Code Along</w:t>
+            </w:r>
+            <w:r>
+              <w:rPr>
+                <w:rFonts w:ascii="Arial" w:cs="Arial" w:eastAsia="Arial" w:hAnsi="Arial"/>
+                <w:sz w:val="20"/>
+                <w:szCs w:val="20"/>
+              </w:rPr>
+              <w:br/>
+              <w:t xml:space="preserve"/>
+            </w:r>
+            <w:r>
+              <w:rPr>
+                <w:rFonts w:ascii="Arial" w:cs="Arial" w:eastAsia="Arial" w:hAnsi="Arial"/>
+                <w:b w:val="false"/>
+                <w:bCs w:val="false"/>
+                <w:i w:val="false"/>
+                <w:iCs w:val="false"/>
+                <w:color w:val="000000"/>
+                <w:sz w:val="20"/>
+                <w:szCs w:val="20"/>
+              </w:rPr>
+              <w:t xml:space="preserve">    Work through problems from the day's exercise set.</w:t>
+            </w:r>
+            <w:r>
+              <w:rPr>
+                <w:rFonts w:ascii="Arial" w:cs="Arial" w:eastAsia="Arial" w:hAnsi="Arial"/>
+                <w:sz w:val="20"/>
+                <w:szCs w:val="20"/>
+              </w:rPr>
+              <w:br/>
+              <w:t xml:space="preserve"/>
+            </w:r>
+            <w:r>
+              <w:rPr>
+                <w:rFonts w:ascii="Arial" w:cs="Arial" w:eastAsia="Arial" w:hAnsi="Arial"/>
+                <w:sz w:val="20"/>
+                <w:szCs w:val="20"/>
+              </w:rPr>
+              <w:br/>
+              <w:t xml:space="preserve"/>
+            </w:r>
+            <w:r>
+              <w:rPr>
+                <w:rFonts w:ascii="Arial" w:cs="Arial" w:eastAsia="Arial" w:hAnsi="Arial"/>
+                <w:b w:val="false"/>
+                <w:bCs w:val="false"/>
+                <w:i/>
+                <w:iCs/>
+                <w:color w:val="555555"/>
+                <w:sz w:val="20"/>
+                <w:szCs w:val="20"/>
+              </w:rPr>
+              <w:t xml:space="preserve">→ Teacher circulates — offer hints, check for understanding.</w:t>
             </w:r>
           </w:p>
         </w:tc>
@@ -435,9 +770,9 @@
               <w:right w:val="single" w:color="CCCCCC" w:sz="1"/>
             </w:tcBorders>
             <w:tcMar>
-              <w:top w:type="dxa" w:w="60"/>
+              <w:top w:type="dxa" w:w="80"/>
               <w:left w:type="dxa" w:w="120"/>
-              <w:bottom w:type="dxa" w:w="60"/>
+              <w:bottom w:type="dxa" w:w="80"/>
               <w:right w:type="dxa" w:w="120"/>
             </w:tcMar>
           </w:tcPr>
@@ -464,20 +799,90 @@
               <w:right w:val="single" w:color="CCCCCC" w:sz="1"/>
             </w:tcBorders>
             <w:tcMar>
-              <w:top w:type="dxa" w:w="60"/>
+              <w:top w:type="dxa" w:w="80"/>
               <w:left w:type="dxa" w:w="120"/>
-              <w:bottom w:type="dxa" w:w="60"/>
+              <w:bottom w:type="dxa" w:w="80"/>
               <w:right w:type="dxa" w:w="120"/>
             </w:tcMar>
           </w:tcPr>
           <w:p>
-            <w:r>
-              <w:rPr>
-                <w:rFonts w:ascii="Arial" w:cs="Arial" w:eastAsia="Arial" w:hAnsi="Arial"/>
-                <w:sz w:val="20"/>
-                <w:szCs w:val="20"/>
+            <w:pPr>
+              <w:spacing w:after="80" w:before="80"/>
+            </w:pPr>
+            <w:r>
+              <w:rPr>
+                <w:rFonts w:ascii="Arial" w:cs="Arial" w:eastAsia="Arial" w:hAnsi="Arial"/>
+                <w:b/>
+                <w:bCs/>
+                <w:i w:val="false"/>
+                <w:iCs w:val="false"/>
+                <w:color w:val="000000"/>
+                <w:sz w:val="22"/>
+                <w:szCs w:val="22"/>
               </w:rPr>
               <w:t xml:space="preserve">Exit Ticket / Wrap-Up</w:t>
+            </w:r>
+            <w:r>
+              <w:rPr>
+                <w:rFonts w:ascii="Arial" w:cs="Arial" w:eastAsia="Arial" w:hAnsi="Arial"/>
+                <w:sz w:val="20"/>
+                <w:szCs w:val="20"/>
+              </w:rPr>
+              <w:br/>
+              <w:t xml:space="preserve"/>
+            </w:r>
+            <w:r>
+              <w:rPr>
+                <w:rFonts w:ascii="Arial" w:cs="Arial" w:eastAsia="Arial" w:hAnsi="Arial"/>
+                <w:sz w:val="20"/>
+                <w:szCs w:val="20"/>
+              </w:rPr>
+              <w:br/>
+              <w:t xml:space="preserve"/>
+            </w:r>
+            <w:r>
+              <w:rPr>
+                <w:rFonts w:ascii="Arial" w:cs="Arial" w:eastAsia="Arial" w:hAnsi="Arial"/>
+                <w:b w:val="false"/>
+                <w:bCs w:val="false"/>
+                <w:i w:val="false"/>
+                <w:iCs w:val="false"/>
+                <w:color w:val="000000"/>
+                <w:sz w:val="20"/>
+                <w:szCs w:val="20"/>
+              </w:rPr>
+              <w:t xml:space="preserve">Quick Check: Identify and fix the most common conditional errors?</w:t>
+            </w:r>
+            <w:r>
+              <w:rPr>
+                <w:rFonts w:ascii="Arial" w:cs="Arial" w:eastAsia="Arial" w:hAnsi="Arial"/>
+                <w:sz w:val="20"/>
+                <w:szCs w:val="20"/>
+              </w:rPr>
+              <w:br/>
+              <w:t xml:space="preserve"/>
+            </w:r>
+            <w:r>
+              <w:rPr>
+                <w:rFonts w:ascii="Arial" w:cs="Arial" w:eastAsia="Arial" w:hAnsi="Arial"/>
+                <w:sz w:val="20"/>
+                <w:szCs w:val="20"/>
+              </w:rPr>
+              <w:br/>
+              <w:t xml:space="preserve"/>
+            </w:r>
+            <w:r>
+              <w:rPr>
+                <w:rFonts w:ascii="Arial" w:cs="Arial" w:eastAsia="Arial" w:hAnsi="Arial"/>
+                <w:b w:val="false"/>
+                <w:bCs w:val="false"/>
+                <w:i/>
+                <w:iCs/>
+                <w:color w:val="555555"/>
+                <w:sz w:val="20"/>
+                <w:szCs w:val="20"/>
+              </w:rPr>
+              <w:t xml:space="preserve">→ 3–2–1: Name 3 things learned, 2 new vocab words, 1 question you still have.</w:t>
             </w:r>
           </w:p>
         </w:tc>
@@ -566,19 +971,6 @@
               <w:t xml:space="preserve">    print("x is 5")</w:t>
             </w:r>
           </w:p>
-          <w:p>
-            <w:pPr>
-              <w:spacing w:after="20"/>
-            </w:pPr>
-            <w:r>
-              <w:rPr>
-                <w:rFonts w:ascii="Courier New" w:cs="Courier New" w:eastAsia="Courier New" w:hAnsi="Courier New"/>
-                <w:sz w:val="18"/>
-                <w:szCs w:val="18"/>
-              </w:rPr>
-              <w:t xml:space="preserve"># SyntaxError: invalid syntax</w:t>
-            </w:r>
-          </w:p>
         </w:tc>
       </w:tr>
     </w:tbl>
@@ -713,19 +1105,6 @@
               <w:t xml:space="preserve">    print("Big")</w:t>
             </w:r>
           </w:p>
-          <w:p>
-            <w:pPr>
-              <w:spacing w:after="20"/>
-            </w:pPr>
-            <w:r>
-              <w:rPr>
-                <w:rFonts w:ascii="Courier New" w:cs="Courier New" w:eastAsia="Courier New" w:hAnsi="Courier New"/>
-                <w:sz w:val="18"/>
-                <w:szCs w:val="18"/>
-              </w:rPr>
-              <w:t xml:space="preserve"># SyntaxError: expected ':'</w:t>
-            </w:r>
-          </w:p>
         </w:tc>
       </w:tr>
     </w:tbl>
@@ -860,19 +1239,6 @@
               <w:t xml:space="preserve">print("Big")  # Not indented!</w:t>
             </w:r>
           </w:p>
-          <w:p>
-            <w:pPr>
-              <w:spacing w:after="20"/>
-            </w:pPr>
-            <w:r>
-              <w:rPr>
-                <w:rFonts w:ascii="Courier New" w:cs="Courier New" w:eastAsia="Courier New" w:hAnsi="Courier New"/>
-                <w:sz w:val="18"/>
-                <w:szCs w:val="18"/>
-              </w:rPr>
-              <w:t xml:space="preserve"># IndentationError</w:t>
-            </w:r>
-          </w:p>
         </w:tc>
       </w:tr>
     </w:tbl>
@@ -1007,19 +1373,6 @@
               <w:t xml:space="preserve">    print("Weekend")</w:t>
             </w:r>
           </w:p>
-          <w:p>
-            <w:pPr>
-              <w:spacing w:after="20"/>
-            </w:pPr>
-            <w:r>
-              <w:rPr>
-                <w:rFonts w:ascii="Courier New" w:cs="Courier New" w:eastAsia="Courier New" w:hAnsi="Courier New"/>
-                <w:sz w:val="18"/>
-                <w:szCs w:val="18"/>
-              </w:rPr>
-              <w:t xml:space="preserve"># day can't be two values simultaneously!</w:t>
-            </w:r>
-          </w:p>
         </w:tc>
       </w:tr>
     </w:tbl>
@@ -1167,19 +1520,6 @@
               <w:t xml:space="preserve">    show_profile()</w:t>
             </w:r>
           </w:p>
-          <w:p>
-            <w:pPr>
-              <w:spacing w:after="20"/>
-            </w:pPr>
-            <w:r>
-              <w:rPr>
-                <w:rFonts w:ascii="Courier New" w:cs="Courier New" w:eastAsia="Courier New" w:hAnsi="Courier New"/>
-                <w:sz w:val="18"/>
-                <w:szCs w:val="18"/>
-              </w:rPr>
-              <w:t xml:space="preserve"># What if not logged in? Silent failure!</w:t>
-            </w:r>
-          </w:p>
         </w:tc>
       </w:tr>
     </w:tbl>
@@ -1353,19 +1693,6 @@
               <w:t xml:space="preserve">    print("A")</w:t>
             </w:r>
           </w:p>
-          <w:p>
-            <w:pPr>
-              <w:spacing w:after="20"/>
-            </w:pPr>
-            <w:r>
-              <w:rPr>
-                <w:rFonts w:ascii="Courier New" w:cs="Courier New" w:eastAsia="Courier New" w:hAnsi="Courier New"/>
-                <w:sz w:val="18"/>
-                <w:szCs w:val="18"/>
-              </w:rPr>
-              <w:t xml:space="preserve"># 90 doesn't print A!</w:t>
-            </w:r>
-          </w:p>
         </w:tc>
       </w:tr>
     </w:tbl>
@@ -1539,19 +1866,6 @@
               <w:t xml:space="preserve">    print("B")</w:t>
             </w:r>
           </w:p>
-          <w:p>
-            <w:pPr>
-              <w:spacing w:after="20"/>
-            </w:pPr>
-            <w:r>
-              <w:rPr>
-                <w:rFonts w:ascii="Courier New" w:cs="Courier New" w:eastAsia="Courier New" w:hAnsi="Courier New"/>
-                <w:sz w:val="18"/>
-                <w:szCs w:val="18"/>
-              </w:rPr>
-              <w:t xml:space="preserve"># Prints "Passing" instead of "B"</w:t>
-            </w:r>
-          </w:p>
         </w:tc>
       </w:tr>
     </w:tbl>
@@ -1751,19 +2065,6 @@
               <w:t xml:space="preserve">    print("Impossible")</w:t>
             </w:r>
           </w:p>
-          <w:p>
-            <w:pPr>
-              <w:spacing w:after="20"/>
-            </w:pPr>
-            <w:r>
-              <w:rPr>
-                <w:rFonts w:ascii="Courier New" w:cs="Courier New" w:eastAsia="Courier New" w:hAnsi="Courier New"/>
-                <w:sz w:val="18"/>
-                <w:szCs w:val="18"/>
-              </w:rPr>
-              <w:t xml:space="preserve"># x can't be &gt; 5 AND &lt; 5 simultaneously</w:t>
-            </w:r>
-          </w:p>
         </w:tc>
       </w:tr>
     </w:tbl>
@@ -1911,19 +2212,6 @@
               <w:t xml:space="preserve">    print("Adult")</w:t>
             </w:r>
           </w:p>
-          <w:p>
-            <w:pPr>
-              <w:spacing w:after="20"/>
-            </w:pPr>
-            <w:r>
-              <w:rPr>
-                <w:rFonts w:ascii="Courier New" w:cs="Courier New" w:eastAsia="Courier New" w:hAnsi="Courier New"/>
-                <w:sz w:val="18"/>
-                <w:szCs w:val="18"/>
-              </w:rPr>
-              <w:t xml:space="preserve"># TypeError or wrong comparison</w:t>
-            </w:r>
-          </w:p>
         </w:tc>
       </w:tr>
     </w:tbl>
@@ -2082,19 +2370,6 @@
                 <w:szCs w:val="18"/>
               </w:rPr>
               <w:t xml:space="preserve">    print("Too high")</w:t>
-            </w:r>
-          </w:p>
-          <w:p>
-            <w:pPr>
-              <w:spacing w:after="20"/>
-            </w:pPr>
-            <w:r>
-              <w:rPr>
-                <w:rFonts w:ascii="Courier New" w:cs="Courier New" w:eastAsia="Courier New" w:hAnsi="Courier New"/>
-                <w:sz w:val="18"/>
-                <w:szCs w:val="18"/>
-              </w:rPr>
-              <w:t xml:space="preserve"># What if user enters -50? Not caught!</w:t>
             </w:r>
           </w:p>
         </w:tc>

--- a/Coding 1 - year/Unit 3 - Conditionals/Daily Lesson Plans/Word/Day 68.docx
+++ b/Coding 1 - year/Unit 3 - Conditionals/Daily Lesson Plans/Word/Day 68.docx
@@ -380,7 +380,7 @@
                 <w:sz w:val="20"/>
                 <w:szCs w:val="20"/>
               </w:rPr>
-              <w:t xml:space="preserve">    Can you identify and fix the most common conditional errors?</w:t>
+              <w:t xml:space="preserve">    Look at the examples on the board. Can you spot which ones show and fix the most common conditional errors? What clues helped you decide?</w:t>
             </w:r>
             <w:r>
               <w:rPr>
@@ -411,7 +411,7 @@
                 <w:sz w:val="20"/>
                 <w:szCs w:val="20"/>
               </w:rPr>
-              <w:t xml:space="preserve">Today's Goal: By the end of class you will be able to identify and fix the most common conditional errors.</w:t>
+              <w:t xml:space="preserve">Today’s Goal: By the end of class you will be able to identify and fix the most common conditional errors.</w:t>
             </w:r>
             <w:r>
               <w:rPr>
@@ -851,7 +851,7 @@
                 <w:sz w:val="20"/>
                 <w:szCs w:val="20"/>
               </w:rPr>
-              <w:t xml:space="preserve">Quick Check: Identify and fix the most common conditional errors?</w:t>
+              <w:t xml:space="preserve">Define and fix the most in your own words and give one example of how it's used in code.</w:t>
             </w:r>
             <w:r>
               <w:rPr>

--- a/Coding 1 - year/Unit 3 - Conditionals/Daily Lesson Plans/Word/Day 68.docx
+++ b/Coding 1 - year/Unit 3 - Conditionals/Daily Lesson Plans/Word/Day 68.docx
@@ -579,6 +579,37 @@
             <w:r>
               <w:rPr>
                 <w:rFonts w:ascii="Arial" w:cs="Arial" w:eastAsia="Arial" w:hAnsi="Arial"/>
+                <w:b w:val="false"/>
+                <w:bCs w:val="false"/>
+                <w:i w:val="false"/>
+                <w:iCs w:val="false"/>
+                <w:color w:val="000000"/>
+                <w:sz w:val="20"/>
+                <w:szCs w:val="20"/>
+              </w:rPr>
+              <w:t xml:space="preserve">Most errors fall into these 10 categories. Master these, and you'll avoid 90% of bugs!</w:t>
+            </w:r>
+            <w:r>
+              <w:rPr>
+                <w:rFonts w:ascii="Arial" w:cs="Arial" w:eastAsia="Arial" w:hAnsi="Arial"/>
+                <w:sz w:val="20"/>
+                <w:szCs w:val="20"/>
+              </w:rPr>
+              <w:br/>
+              <w:t xml:space="preserve"/>
+            </w:r>
+            <w:r>
+              <w:rPr>
+                <w:rFonts w:ascii="Arial" w:cs="Arial" w:eastAsia="Arial" w:hAnsi="Arial"/>
+                <w:sz w:val="20"/>
+                <w:szCs w:val="20"/>
+              </w:rPr>
+              <w:br/>
+              <w:t xml:space="preserve"/>
+            </w:r>
+            <w:r>
+              <w:rPr>
+                <w:rFonts w:ascii="Arial" w:cs="Arial" w:eastAsia="Arial" w:hAnsi="Arial"/>
                 <w:b/>
                 <w:bCs/>
                 <w:i/>
@@ -723,7 +754,29 @@
                 <w:sz w:val="20"/>
                 <w:szCs w:val="20"/>
               </w:rPr>
-              <w:t xml:space="preserve">    Work through problems from the day's exercise set.</w:t>
+              <w:t xml:space="preserve">    Students complete review exercises and self-assessment.</w:t>
+            </w:r>
+            <w:r>
+              <w:rPr>
+                <w:rFonts w:ascii="Arial" w:cs="Arial" w:eastAsia="Arial" w:hAnsi="Arial"/>
+                <w:sz w:val="20"/>
+                <w:szCs w:val="20"/>
+              </w:rPr>
+              <w:br/>
+              <w:t xml:space="preserve"/>
+            </w:r>
+            <w:r>
+              <w:rPr>
+                <w:rFonts w:ascii="Arial" w:cs="Arial" w:eastAsia="Arial" w:hAnsi="Arial"/>
+                <w:b w:val="false"/>
+                <w:bCs w:val="false"/>
+                <w:i w:val="false"/>
+                <w:iCs w:val="false"/>
+                <w:color w:val="000000"/>
+                <w:sz w:val="20"/>
+                <w:szCs w:val="20"/>
+              </w:rPr>
+              <w:t xml:space="preserve">    Address any gaps identified during the review.</w:t>
             </w:r>
             <w:r>
               <w:rPr>
@@ -891,6 +944,43 @@
     <w:p>
       <w:pPr>
         <w:spacing w:after="200"/>
+      </w:pPr>
+    </w:p>
+    <w:p>
+      <w:pPr>
+        <w:pBdr>
+          <w:bottom w:val="single" w:color="2B5797" w:sz="4" w:space="4"/>
+        </w:pBdr>
+        <w:spacing w:after="100" w:before="120"/>
+      </w:pPr>
+      <w:r>
+        <w:rPr>
+          <w:rFonts w:ascii="Arial" w:cs="Arial" w:eastAsia="Arial" w:hAnsi="Arial"/>
+          <w:b/>
+          <w:bCs/>
+          <w:color w:val="2B5797"/>
+          <w:sz w:val="24"/>
+          <w:szCs w:val="24"/>
+        </w:rPr>
+        <w:t xml:space="preserve">Key Concepts</w:t>
+      </w:r>
+    </w:p>
+    <w:p>
+      <w:pPr>
+        <w:spacing w:after="60"/>
+      </w:pPr>
+      <w:r>
+        <w:rPr>
+          <w:rFonts w:ascii="Arial" w:cs="Arial" w:eastAsia="Arial" w:hAnsi="Arial"/>
+          <w:sz w:val="20"/>
+          <w:szCs w:val="20"/>
+        </w:rPr>
+        <w:t xml:space="preserve">Most errors fall into these 10 categories. Master these, and you'll avoid 90% of bugs!</w:t>
+      </w:r>
+    </w:p>
+    <w:p>
+      <w:pPr>
+        <w:spacing w:after="160"/>
       </w:pPr>
     </w:p>
     <w:p>

--- a/Coding 1 - year/Unit 3 - Conditionals/Daily Lesson Plans/Word/Day 68.docx
+++ b/Coding 1 - year/Unit 3 - Conditionals/Daily Lesson Plans/Word/Day 68.docx
@@ -324,13 +324,6 @@
               </w:rPr>
               <w:br/>
               <w:t xml:space="preserve"/>
-            </w:r>
-            <w:r>
-              <w:rPr>
-                <w:rFonts w:ascii="Arial" w:cs="Arial" w:eastAsia="Arial" w:hAnsi="Arial"/>
-                <w:sz w:val="20"/>
-                <w:szCs w:val="20"/>
-              </w:rPr>
               <w:br/>
               <w:t xml:space="preserve"/>
             </w:r>
@@ -390,13 +383,6 @@
               </w:rPr>
               <w:br/>
               <w:t xml:space="preserve"/>
-            </w:r>
-            <w:r>
-              <w:rPr>
-                <w:rFonts w:ascii="Arial" w:cs="Arial" w:eastAsia="Arial" w:hAnsi="Arial"/>
-                <w:sz w:val="20"/>
-                <w:szCs w:val="20"/>
-              </w:rPr>
               <w:br/>
               <w:t xml:space="preserve"/>
             </w:r>
@@ -522,13 +508,6 @@
               </w:rPr>
               <w:br/>
               <w:t xml:space="preserve"/>
-            </w:r>
-            <w:r>
-              <w:rPr>
-                <w:rFonts w:ascii="Arial" w:cs="Arial" w:eastAsia="Arial" w:hAnsi="Arial"/>
-                <w:sz w:val="20"/>
-                <w:szCs w:val="20"/>
-              </w:rPr>
               <w:br/>
               <w:t xml:space="preserve"/>
             </w:r>
@@ -566,13 +545,6 @@
               </w:rPr>
               <w:br/>
               <w:t xml:space="preserve"/>
-            </w:r>
-            <w:r>
-              <w:rPr>
-                <w:rFonts w:ascii="Arial" w:cs="Arial" w:eastAsia="Arial" w:hAnsi="Arial"/>
-                <w:sz w:val="20"/>
-                <w:szCs w:val="20"/>
-              </w:rPr>
               <w:br/>
               <w:t xml:space="preserve"/>
             </w:r>
@@ -597,13 +569,6 @@
               </w:rPr>
               <w:br/>
               <w:t xml:space="preserve"/>
-            </w:r>
-            <w:r>
-              <w:rPr>
-                <w:rFonts w:ascii="Arial" w:cs="Arial" w:eastAsia="Arial" w:hAnsi="Arial"/>
-                <w:sz w:val="20"/>
-                <w:szCs w:val="20"/>
-              </w:rPr>
               <w:br/>
               <w:t xml:space="preserve"/>
             </w:r>
@@ -786,13 +751,6 @@
               </w:rPr>
               <w:br/>
               <w:t xml:space="preserve"/>
-            </w:r>
-            <w:r>
-              <w:rPr>
-                <w:rFonts w:ascii="Arial" w:cs="Arial" w:eastAsia="Arial" w:hAnsi="Arial"/>
-                <w:sz w:val="20"/>
-                <w:szCs w:val="20"/>
-              </w:rPr>
               <w:br/>
               <w:t xml:space="preserve"/>
             </w:r>
@@ -883,13 +841,6 @@
               </w:rPr>
               <w:br/>
               <w:t xml:space="preserve"/>
-            </w:r>
-            <w:r>
-              <w:rPr>
-                <w:rFonts w:ascii="Arial" w:cs="Arial" w:eastAsia="Arial" w:hAnsi="Arial"/>
-                <w:sz w:val="20"/>
-                <w:szCs w:val="20"/>
-              </w:rPr>
               <w:br/>
               <w:t xml:space="preserve"/>
             </w:r>
@@ -904,7 +855,7 @@
                 <w:sz w:val="20"/>
                 <w:szCs w:val="20"/>
               </w:rPr>
-              <w:t xml:space="preserve">Define and fix the most in your own words and give one example of how it's used in code.</w:t>
+              <w:t xml:space="preserve">Define one common conditional error in your own words and give one example of how to fix it in code.</w:t>
             </w:r>
             <w:r>
               <w:rPr>
@@ -914,13 +865,6 @@
               </w:rPr>
               <w:br/>
               <w:t xml:space="preserve"/>
-            </w:r>
-            <w:r>
-              <w:rPr>
-                <w:rFonts w:ascii="Arial" w:cs="Arial" w:eastAsia="Arial" w:hAnsi="Arial"/>
-                <w:sz w:val="20"/>
-                <w:szCs w:val="20"/>
-              </w:rPr>
               <w:br/>
               <w:t xml:space="preserve"/>
             </w:r>
